--- a/Rebuttal_v_15.docx
+++ b/Rebuttal_v_15.docx
@@ -1223,6 +1223,24 @@
           <w:rFonts w:ascii="Times New Roman" w:hAnsi="Times New Roman" w:cs="Times New Roman"/>
           <w:color w:val="000000"/>
           <w:shd w:val="clear" w:color="auto" w:fill="FFFFFF"/>
+          <w:lang w:val="en-US"/>
+        </w:rPr>
+        <w:t xml:space="preserve"> </w:t>
+      </w:r>
+      <w:r>
+        <w:rPr>
+          <w:rFonts w:ascii="Times New Roman" w:hAnsi="Times New Roman" w:cs="Times New Roman"/>
+          <w:color w:val="000000"/>
+          <w:shd w:val="clear" w:color="auto" w:fill="FFFFFF"/>
+          <w:lang w:val="en-US"/>
+        </w:rPr>
+        <w:t>in Discussion</w:t>
+      </w:r>
+      <w:r>
+        <w:rPr>
+          <w:rFonts w:ascii="Times New Roman" w:hAnsi="Times New Roman" w:cs="Times New Roman"/>
+          <w:color w:val="000000"/>
+          <w:shd w:val="clear" w:color="auto" w:fill="FFFFFF"/>
         </w:rPr>
         <w:t>:</w:t>
       </w:r>
@@ -2801,15 +2819,23 @@
           <w:color w:val="222222"/>
           <w:spacing w:val="2"/>
         </w:rPr>
-        <w:t xml:space="preserve">the </w:t>
-      </w:r>
-      <w:r>
-        <w:rPr>
-          <w:rFonts w:ascii="Times New Roman" w:hAnsi="Times New Roman" w:cs="Times New Roman"/>
-          <w:color w:val="222222"/>
-          <w:spacing w:val="2"/>
-        </w:rPr>
-        <w:t>revision:</w:t>
+        <w:t>the</w:t>
+      </w:r>
+      <w:r>
+        <w:rPr>
+          <w:rFonts w:ascii="Times New Roman" w:hAnsi="Times New Roman" w:cs="Times New Roman"/>
+          <w:color w:val="222222"/>
+          <w:spacing w:val="2"/>
+        </w:rPr>
+        <w:t xml:space="preserve"> Introduction</w:t>
+      </w:r>
+      <w:r>
+        <w:rPr>
+          <w:rFonts w:ascii="Times New Roman" w:hAnsi="Times New Roman" w:cs="Times New Roman"/>
+          <w:color w:val="222222"/>
+          <w:spacing w:val="2"/>
+        </w:rPr>
+        <w:t>:</w:t>
       </w:r>
     </w:p>
     <w:p>
@@ -8956,6 +8982,7 @@
   <w:style w:type="character" w:default="1" w:styleId="DefaultParagraphFont">
     <w:name w:val="Default Paragraph Font"/>
     <w:uiPriority w:val="1"/>
+    <w:semiHidden/>
     <w:unhideWhenUsed/>
   </w:style>
   <w:style w:type="table" w:default="1" w:styleId="TableNormal">
